--- a/Research/Implementation-architecture/Stack.docx
+++ b/Research/Implementation-architecture/Stack.docx
@@ -1076,6 +1076,7 @@
         <w:spacing w:before="100" w:beforeAutospacing="1" w:after="100" w:afterAutospacing="1"/>
         <w:rPr>
           <w:rFonts w:ascii="Times New Roman" w:eastAsia="Times New Roman" w:hAnsi="Times New Roman" w:cs="Times New Roman"/>
+          <w:color w:val="000000" w:themeColor="text1"/>
           <w:lang w:eastAsia="en-GB"/>
         </w:rPr>
       </w:pPr>
@@ -1084,6 +1085,7 @@
           <w:rFonts w:ascii="Times New Roman" w:eastAsia="Times New Roman" w:hAnsi="Times New Roman" w:cs="Times New Roman"/>
           <w:b/>
           <w:bCs/>
+          <w:color w:val="000000" w:themeColor="text1"/>
           <w:lang w:eastAsia="en-GB"/>
         </w:rPr>
         <w:t>Honest learning path if you're starting from scratch:</w:t>
@@ -1111,16 +1113,16 @@
         </w:tabs>
         <w:rPr>
           <w:rFonts w:ascii="var(--font-mono)" w:eastAsia="Times New Roman" w:hAnsi="var(--font-mono)" w:cs="Courier New"/>
-          <w:color w:val="EAECF0"/>
-          <w:sz w:val="20"/>
-          <w:szCs w:val="20"/>
-          <w:lang w:eastAsia="en-GB"/>
-        </w:rPr>
-      </w:pPr>
-      <w:r>
-        <w:rPr>
-          <w:rFonts w:ascii="var(--font-mono)" w:eastAsia="Times New Roman" w:hAnsi="var(--font-mono)" w:cs="Courier New"/>
-          <w:color w:val="EAECF0"/>
+          <w:color w:val="000000" w:themeColor="text1"/>
+          <w:sz w:val="20"/>
+          <w:szCs w:val="20"/>
+          <w:lang w:eastAsia="en-GB"/>
+        </w:rPr>
+      </w:pPr>
+      <w:r>
+        <w:rPr>
+          <w:rFonts w:ascii="var(--font-mono)" w:eastAsia="Times New Roman" w:hAnsi="var(--font-mono)" w:cs="Courier New"/>
+          <w:color w:val="000000" w:themeColor="text1"/>
           <w:sz w:val="20"/>
           <w:szCs w:val="20"/>
           <w:lang w:eastAsia="en-GB"/>
@@ -1150,16 +1152,16 @@
         </w:tabs>
         <w:rPr>
           <w:rFonts w:ascii="var(--font-mono)" w:eastAsia="Times New Roman" w:hAnsi="var(--font-mono)" w:cs="Courier New"/>
-          <w:color w:val="EAECF0"/>
-          <w:sz w:val="20"/>
-          <w:szCs w:val="20"/>
-          <w:lang w:eastAsia="en-GB"/>
-        </w:rPr>
-      </w:pPr>
-      <w:r>
-        <w:rPr>
-          <w:rFonts w:ascii="var(--font-mono)" w:eastAsia="Times New Roman" w:hAnsi="var(--font-mono)" w:cs="Courier New"/>
-          <w:color w:val="EAECF0"/>
+          <w:color w:val="000000" w:themeColor="text1"/>
+          <w:sz w:val="20"/>
+          <w:szCs w:val="20"/>
+          <w:lang w:eastAsia="en-GB"/>
+        </w:rPr>
+      </w:pPr>
+      <w:r>
+        <w:rPr>
+          <w:rFonts w:ascii="var(--font-mono)" w:eastAsia="Times New Roman" w:hAnsi="var(--font-mono)" w:cs="Courier New"/>
+          <w:color w:val="000000" w:themeColor="text1"/>
           <w:sz w:val="20"/>
           <w:szCs w:val="20"/>
           <w:lang w:eastAsia="en-GB"/>
@@ -1189,16 +1191,16 @@
         </w:tabs>
         <w:rPr>
           <w:rFonts w:ascii="var(--font-mono)" w:eastAsia="Times New Roman" w:hAnsi="var(--font-mono)" w:cs="Courier New"/>
-          <w:color w:val="EAECF0"/>
-          <w:sz w:val="20"/>
-          <w:szCs w:val="20"/>
-          <w:lang w:eastAsia="en-GB"/>
-        </w:rPr>
-      </w:pPr>
-      <w:r>
-        <w:rPr>
-          <w:rFonts w:ascii="var(--font-mono)" w:eastAsia="Times New Roman" w:hAnsi="var(--font-mono)" w:cs="Courier New"/>
-          <w:color w:val="EAECF0"/>
+          <w:color w:val="000000" w:themeColor="text1"/>
+          <w:sz w:val="20"/>
+          <w:szCs w:val="20"/>
+          <w:lang w:eastAsia="en-GB"/>
+        </w:rPr>
+      </w:pPr>
+      <w:r>
+        <w:rPr>
+          <w:rFonts w:ascii="var(--font-mono)" w:eastAsia="Times New Roman" w:hAnsi="var(--font-mono)" w:cs="Courier New"/>
+          <w:color w:val="000000" w:themeColor="text1"/>
           <w:sz w:val="20"/>
           <w:szCs w:val="20"/>
           <w:lang w:eastAsia="en-GB"/>
@@ -1228,16 +1230,16 @@
         </w:tabs>
         <w:rPr>
           <w:rFonts w:ascii="var(--font-mono)" w:eastAsia="Times New Roman" w:hAnsi="var(--font-mono)" w:cs="Courier New"/>
-          <w:color w:val="EAECF0"/>
-          <w:sz w:val="20"/>
-          <w:szCs w:val="20"/>
-          <w:lang w:eastAsia="en-GB"/>
-        </w:rPr>
-      </w:pPr>
-      <w:r>
-        <w:rPr>
-          <w:rFonts w:ascii="var(--font-mono)" w:eastAsia="Times New Roman" w:hAnsi="var(--font-mono)" w:cs="Courier New"/>
-          <w:color w:val="EAECF0"/>
+          <w:color w:val="000000" w:themeColor="text1"/>
+          <w:sz w:val="20"/>
+          <w:szCs w:val="20"/>
+          <w:lang w:eastAsia="en-GB"/>
+        </w:rPr>
+      </w:pPr>
+      <w:r>
+        <w:rPr>
+          <w:rFonts w:ascii="var(--font-mono)" w:eastAsia="Times New Roman" w:hAnsi="var(--font-mono)" w:cs="Courier New"/>
+          <w:color w:val="000000" w:themeColor="text1"/>
           <w:sz w:val="20"/>
           <w:szCs w:val="20"/>
           <w:lang w:eastAsia="en-GB"/>
@@ -1267,16 +1269,16 @@
         </w:tabs>
         <w:rPr>
           <w:rFonts w:ascii="var(--font-mono)" w:eastAsia="Times New Roman" w:hAnsi="var(--font-mono)" w:cs="Courier New"/>
-          <w:color w:val="EAECF0"/>
-          <w:sz w:val="20"/>
-          <w:szCs w:val="20"/>
-          <w:lang w:eastAsia="en-GB"/>
-        </w:rPr>
-      </w:pPr>
-      <w:r>
-        <w:rPr>
-          <w:rFonts w:ascii="var(--font-mono)" w:eastAsia="Times New Roman" w:hAnsi="var(--font-mono)" w:cs="Courier New"/>
-          <w:color w:val="EAECF0"/>
+          <w:color w:val="000000" w:themeColor="text1"/>
+          <w:sz w:val="20"/>
+          <w:szCs w:val="20"/>
+          <w:lang w:eastAsia="en-GB"/>
+        </w:rPr>
+      </w:pPr>
+      <w:r>
+        <w:rPr>
+          <w:rFonts w:ascii="var(--font-mono)" w:eastAsia="Times New Roman" w:hAnsi="var(--font-mono)" w:cs="Courier New"/>
+          <w:color w:val="000000" w:themeColor="text1"/>
           <w:sz w:val="20"/>
           <w:szCs w:val="20"/>
           <w:lang w:eastAsia="en-GB"/>
@@ -3330,6 +3332,1921 @@
       </w:r>
     </w:p>
     <w:p/>
+    <w:p>
+      <w:pPr>
+        <w:rPr>
+          <w:lang w:val="en-US"/>
+        </w:rPr>
+      </w:pPr>
+      <w:r>
+        <w:rPr>
+          <w:lang w:val="en-US"/>
+        </w:rPr>
+        <w:t>19</w:t>
+      </w:r>
+      <w:r>
+        <w:rPr>
+          <w:vertAlign w:val="superscript"/>
+          <w:lang w:val="en-US"/>
+        </w:rPr>
+        <w:t>th</w:t>
+      </w:r>
+      <w:r>
+        <w:rPr>
+          <w:lang w:val="en-US"/>
+        </w:rPr>
+        <w:t xml:space="preserve"> April 2026</w:t>
+      </w:r>
+    </w:p>
+    <w:p>
+      <w:pPr>
+        <w:rPr>
+          <w:lang w:val="en-US"/>
+        </w:rPr>
+      </w:pPr>
+    </w:p>
+    <w:p>
+      <w:pPr>
+        <w:rPr>
+          <w:lang w:val="en-US"/>
+        </w:rPr>
+      </w:pPr>
+      <w:r>
+        <w:rPr>
+          <w:lang w:val="en-US"/>
+        </w:rPr>
+        <w:t>┌─────────────────────────────────────────────────────┐</w:t>
+      </w:r>
+    </w:p>
+    <w:p>
+      <w:pPr>
+        <w:rPr>
+          <w:lang w:val="en-US"/>
+        </w:rPr>
+      </w:pPr>
+      <w:r>
+        <w:rPr>
+          <w:lang w:val="en-US"/>
+        </w:rPr>
+        <w:t xml:space="preserve">│  FRONTEND  (Vercel)                                </w:t>
+      </w:r>
+      <w:r>
+        <w:rPr>
+          <w:lang w:val="en-US"/>
+        </w:rPr>
+        <w:t xml:space="preserve">                        </w:t>
+      </w:r>
+      <w:r>
+        <w:rPr>
+          <w:lang w:val="en-US"/>
+        </w:rPr>
+        <w:t xml:space="preserve">  </w:t>
+      </w:r>
+    </w:p>
+    <w:p>
+      <w:pPr>
+        <w:rPr>
+          <w:lang w:val="en-US"/>
+        </w:rPr>
+      </w:pPr>
+      <w:r>
+        <w:rPr>
+          <w:lang w:val="en-US"/>
+        </w:rPr>
+        <w:t xml:space="preserve">│  React + TypeScript + Tailwind CSS                   </w:t>
+      </w:r>
+    </w:p>
+    <w:p>
+      <w:pPr>
+        <w:rPr>
+          <w:lang w:val="en-US"/>
+        </w:rPr>
+      </w:pPr>
+      <w:r>
+        <w:rPr>
+          <w:lang w:val="en-US"/>
+        </w:rPr>
+        <w:t xml:space="preserve">│  Electric client (useShape hooks)                    </w:t>
+      </w:r>
+    </w:p>
+    <w:p>
+      <w:pPr>
+        <w:rPr>
+          <w:lang w:val="en-US"/>
+        </w:rPr>
+      </w:pPr>
+      <w:r>
+        <w:rPr>
+          <w:lang w:val="en-US"/>
+        </w:rPr>
+        <w:t xml:space="preserve">│  hls.js for LL-HLS video                            </w:t>
+      </w:r>
+    </w:p>
+    <w:p>
+      <w:pPr>
+        <w:rPr>
+          <w:lang w:val="en-US"/>
+        </w:rPr>
+      </w:pPr>
+      <w:r>
+        <w:rPr>
+          <w:lang w:val="en-US"/>
+        </w:rPr>
+        <w:t xml:space="preserve">│  WHEP client for WebRTC live view                   </w:t>
+      </w:r>
+    </w:p>
+    <w:p>
+      <w:pPr>
+        <w:rPr>
+          <w:lang w:val="en-US"/>
+        </w:rPr>
+      </w:pPr>
+      <w:r>
+        <w:rPr>
+          <w:lang w:val="en-US"/>
+        </w:rPr>
+        <w:t xml:space="preserve">│  HTML5 Canvas for bounding box overlay              </w:t>
+      </w:r>
+    </w:p>
+    <w:p>
+      <w:pPr>
+        <w:rPr>
+          <w:lang w:val="en-US"/>
+        </w:rPr>
+      </w:pPr>
+      <w:r>
+        <w:rPr>
+          <w:lang w:val="en-US"/>
+        </w:rPr>
+        <w:t>└─────────────────────────────────────────────────────┘</w:t>
+      </w:r>
+    </w:p>
+    <w:p>
+      <w:pPr>
+        <w:rPr>
+          <w:lang w:val="en-US"/>
+        </w:rPr>
+      </w:pPr>
+      <w:r>
+        <w:rPr>
+          <w:lang w:val="en-US"/>
+        </w:rPr>
+        <w:t xml:space="preserve">           ↕ Electric sync (HTTP streaming)</w:t>
+      </w:r>
+    </w:p>
+    <w:p>
+      <w:pPr>
+        <w:rPr>
+          <w:lang w:val="en-US"/>
+        </w:rPr>
+      </w:pPr>
+      <w:r>
+        <w:rPr>
+          <w:lang w:val="en-US"/>
+        </w:rPr>
+        <w:t xml:space="preserve">           ↕ HTTPS REST (actions, auth)</w:t>
+      </w:r>
+    </w:p>
+    <w:p>
+      <w:pPr>
+        <w:rPr>
+          <w:lang w:val="en-US"/>
+        </w:rPr>
+      </w:pPr>
+      <w:r>
+        <w:rPr>
+          <w:lang w:val="en-US"/>
+        </w:rPr>
+        <w:t xml:space="preserve">           ↕ LL-HLS / WHEP (video)</w:t>
+      </w:r>
+    </w:p>
+    <w:p>
+      <w:pPr>
+        <w:rPr>
+          <w:lang w:val="en-US"/>
+        </w:rPr>
+      </w:pPr>
+      <w:r>
+        <w:rPr>
+          <w:lang w:val="en-US"/>
+        </w:rPr>
+        <w:t>┌─────────────────────────────────────────────────────┐</w:t>
+      </w:r>
+    </w:p>
+    <w:p>
+      <w:pPr>
+        <w:rPr>
+          <w:lang w:val="en-US"/>
+        </w:rPr>
+      </w:pPr>
+      <w:r>
+        <w:rPr>
+          <w:lang w:val="en-US"/>
+        </w:rPr>
+        <w:t xml:space="preserve">│  ELECTRIC SYNC ENGINE  (Railway)                     </w:t>
+      </w:r>
+    </w:p>
+    <w:p>
+      <w:pPr>
+        <w:rPr>
+          <w:lang w:val="en-US"/>
+        </w:rPr>
+      </w:pPr>
+      <w:r>
+        <w:rPr>
+          <w:lang w:val="en-US"/>
+        </w:rPr>
+        <w:t xml:space="preserve">│  Connects to </w:t>
+      </w:r>
+      <w:r>
+        <w:rPr>
+          <w:lang w:val="en-US"/>
+        </w:rPr>
+        <w:t>Supabase</w:t>
+      </w:r>
+      <w:r>
+        <w:rPr>
+          <w:lang w:val="en-US"/>
+        </w:rPr>
+        <w:t xml:space="preserve"> Postgres via</w:t>
+      </w:r>
+      <w:r>
+        <w:rPr>
+          <w:lang w:val="en-US"/>
+        </w:rPr>
+        <w:t xml:space="preserve"> logical</w:t>
+      </w:r>
+      <w:r>
+        <w:rPr>
+          <w:lang w:val="en-US"/>
+        </w:rPr>
+        <w:t xml:space="preserve"> replication           </w:t>
+      </w:r>
+    </w:p>
+    <w:p>
+      <w:pPr>
+        <w:rPr>
+          <w:lang w:val="en-US"/>
+        </w:rPr>
+      </w:pPr>
+      <w:r>
+        <w:rPr>
+          <w:lang w:val="en-US"/>
+        </w:rPr>
+        <w:t xml:space="preserve">│  Pushes DB changes to React clients in &lt;100ms       </w:t>
+      </w:r>
+    </w:p>
+    <w:p>
+      <w:pPr>
+        <w:rPr>
+          <w:lang w:val="en-US"/>
+        </w:rPr>
+      </w:pPr>
+      <w:r>
+        <w:rPr>
+          <w:lang w:val="en-US"/>
+        </w:rPr>
+        <w:t>└─────────────────────────────────────────────────────┘</w:t>
+      </w:r>
+    </w:p>
+    <w:p>
+      <w:pPr>
+        <w:rPr>
+          <w:lang w:val="en-US"/>
+        </w:rPr>
+      </w:pPr>
+      <w:r>
+        <w:rPr>
+          <w:lang w:val="en-US"/>
+        </w:rPr>
+        <w:t xml:space="preserve">           ↕ Postgres logical replication</w:t>
+      </w:r>
+    </w:p>
+    <w:p>
+      <w:pPr>
+        <w:rPr>
+          <w:lang w:val="en-US"/>
+        </w:rPr>
+      </w:pPr>
+      <w:r>
+        <w:rPr>
+          <w:lang w:val="en-US"/>
+        </w:rPr>
+        <w:t>┌─────────────────────────────────────────────────────┐</w:t>
+      </w:r>
+    </w:p>
+    <w:p>
+      <w:pPr>
+        <w:rPr>
+          <w:lang w:val="en-US"/>
+        </w:rPr>
+      </w:pPr>
+      <w:r>
+        <w:rPr>
+          <w:lang w:val="en-US"/>
+        </w:rPr>
+        <w:t>│  DATABASE  (</w:t>
+      </w:r>
+      <w:r>
+        <w:rPr>
+          <w:lang w:val="en-US"/>
+        </w:rPr>
+        <w:t>Supabase</w:t>
+      </w:r>
+      <w:r>
+        <w:rPr>
+          <w:lang w:val="en-US"/>
+        </w:rPr>
+        <w:t xml:space="preserve"> Postgres)                           </w:t>
+      </w:r>
+    </w:p>
+    <w:p>
+      <w:pPr>
+        <w:rPr>
+          <w:lang w:val="en-US"/>
+        </w:rPr>
+      </w:pPr>
+      <w:r>
+        <w:rPr>
+          <w:lang w:val="en-US"/>
+        </w:rPr>
+        <w:t xml:space="preserve">│  detections, workers, assets, attendance,            </w:t>
+      </w:r>
+    </w:p>
+    <w:p>
+      <w:pPr>
+        <w:rPr>
+          <w:lang w:val="en-US"/>
+        </w:rPr>
+      </w:pPr>
+      <w:r>
+        <w:rPr>
+          <w:lang w:val="en-US"/>
+        </w:rPr>
+        <w:t xml:space="preserve">│  ble_positions, alerts, users                        </w:t>
+      </w:r>
+    </w:p>
+    <w:p>
+      <w:pPr>
+        <w:rPr>
+          <w:lang w:val="en-US"/>
+        </w:rPr>
+      </w:pPr>
+      <w:r>
+        <w:rPr>
+          <w:lang w:val="en-US"/>
+        </w:rPr>
+        <w:t>└─────────────────────────────────────────────────────┘</w:t>
+      </w:r>
+    </w:p>
+    <w:p>
+      <w:pPr>
+        <w:rPr>
+          <w:lang w:val="en-US"/>
+        </w:rPr>
+      </w:pPr>
+      <w:r>
+        <w:rPr>
+          <w:lang w:val="en-US"/>
+        </w:rPr>
+        <w:t xml:space="preserve">           ↕ asyncpg writes</w:t>
+      </w:r>
+    </w:p>
+    <w:p>
+      <w:pPr>
+        <w:rPr>
+          <w:lang w:val="en-US"/>
+        </w:rPr>
+      </w:pPr>
+      <w:r>
+        <w:rPr>
+          <w:lang w:val="en-US"/>
+        </w:rPr>
+        <w:t>┌─────────────────────────────────────────────────────┐</w:t>
+      </w:r>
+    </w:p>
+    <w:p>
+      <w:pPr>
+        <w:rPr>
+          <w:lang w:val="en-US"/>
+        </w:rPr>
+      </w:pPr>
+      <w:r>
+        <w:rPr>
+          <w:lang w:val="en-US"/>
+        </w:rPr>
+        <w:t xml:space="preserve">│  EDGE SERVER  (Mac Mini on-site)                     </w:t>
+      </w:r>
+    </w:p>
+    <w:p>
+      <w:pPr>
+        <w:rPr>
+          <w:lang w:val="en-US"/>
+        </w:rPr>
+      </w:pPr>
+      <w:r>
+        <w:rPr>
+          <w:lang w:val="en-US"/>
+        </w:rPr>
+        <w:t xml:space="preserve">│  FastAPI — all data ingestion + REST endpoints       </w:t>
+      </w:r>
+    </w:p>
+    <w:p>
+      <w:pPr>
+        <w:rPr>
+          <w:lang w:val="en-US"/>
+        </w:rPr>
+      </w:pPr>
+      <w:r>
+        <w:rPr>
+          <w:lang w:val="en-US"/>
+        </w:rPr>
+        <w:t xml:space="preserve">│  SQLAlchemy — ORM for Neon Postgres                  </w:t>
+      </w:r>
+    </w:p>
+    <w:p>
+      <w:pPr>
+        <w:rPr>
+          <w:lang w:val="en-US"/>
+        </w:rPr>
+      </w:pPr>
+      <w:r>
+        <w:rPr>
+          <w:lang w:val="en-US"/>
+        </w:rPr>
+        <w:t xml:space="preserve">│  Ultralytics YOLOv8 — inference via CoreML           </w:t>
+      </w:r>
+    </w:p>
+    <w:p>
+      <w:pPr>
+        <w:rPr>
+          <w:lang w:val="en-US"/>
+        </w:rPr>
+      </w:pPr>
+      <w:r>
+        <w:rPr>
+          <w:lang w:val="en-US"/>
+        </w:rPr>
+        <w:t xml:space="preserve">│  LangGraph — agentic AI workflow                     </w:t>
+      </w:r>
+    </w:p>
+    <w:p>
+      <w:pPr>
+        <w:rPr>
+          <w:lang w:val="en-US"/>
+        </w:rPr>
+      </w:pPr>
+      <w:r>
+        <w:rPr>
+          <w:lang w:val="en-US"/>
+        </w:rPr>
+        <w:t xml:space="preserve">│  MediaMTX — RTSP → LL-HLS + WHEP                   </w:t>
+      </w:r>
+    </w:p>
+    <w:p>
+      <w:pPr>
+        <w:rPr>
+          <w:lang w:val="en-US"/>
+        </w:rPr>
+      </w:pPr>
+      <w:r>
+        <w:rPr>
+          <w:lang w:val="en-US"/>
+        </w:rPr>
+        <w:t xml:space="preserve">│  Tailscale — encrypted tunnel to cloud              </w:t>
+      </w:r>
+    </w:p>
+    <w:p>
+      <w:pPr>
+        <w:rPr>
+          <w:lang w:val="en-US"/>
+        </w:rPr>
+      </w:pPr>
+      <w:r>
+        <w:rPr>
+          <w:lang w:val="en-US"/>
+        </w:rPr>
+        <w:t>└─────────────────────────────────────────────────────┘</w:t>
+      </w:r>
+    </w:p>
+    <w:p>
+      <w:pPr>
+        <w:rPr>
+          <w:lang w:val="en-US"/>
+        </w:rPr>
+      </w:pPr>
+      <w:r>
+        <w:rPr>
+          <w:lang w:val="en-US"/>
+        </w:rPr>
+        <w:t xml:space="preserve">         </w:t>
+      </w:r>
+    </w:p>
+    <w:p>
+      <w:pPr>
+        <w:rPr>
+          <w:lang w:val="en-US"/>
+        </w:rPr>
+      </w:pPr>
+    </w:p>
+    <w:p>
+      <w:pPr>
+        <w:rPr>
+          <w:lang w:val="en-US"/>
+        </w:rPr>
+      </w:pPr>
+    </w:p>
+    <w:p>
+      <w:pPr>
+        <w:rPr>
+          <w:lang w:val="en-US"/>
+        </w:rPr>
+      </w:pPr>
+      <w:r>
+        <w:rPr>
+          <w:lang w:val="en-US"/>
+        </w:rPr>
+        <w:lastRenderedPageBreak/>
+        <w:t xml:space="preserve"> </w:t>
+      </w:r>
+      <w:r>
+        <w:rPr>
+          <w:lang w:val="en-US"/>
+        </w:rPr>
+        <w:t xml:space="preserve">        </w:t>
+      </w:r>
+      <w:r>
+        <w:rPr>
+          <w:lang w:val="en-US"/>
+        </w:rPr>
+        <w:t xml:space="preserve"> ↑ RTSP streams, BLE MQTT,</w:t>
+      </w:r>
+    </w:p>
+    <w:p>
+      <w:pPr>
+        <w:rPr>
+          <w:lang w:val="en-US"/>
+        </w:rPr>
+      </w:pPr>
+      <w:r>
+        <w:rPr>
+          <w:lang w:val="en-US"/>
+        </w:rPr>
+        <w:t xml:space="preserve">             biometric TCP, GPS HTTP,</w:t>
+      </w:r>
+    </w:p>
+    <w:p>
+      <w:pPr>
+        <w:rPr>
+          <w:lang w:val="en-US"/>
+        </w:rPr>
+      </w:pPr>
+      <w:r>
+        <w:rPr>
+          <w:lang w:val="en-US"/>
+        </w:rPr>
+        <w:t xml:space="preserve">             RFID events</w:t>
+      </w:r>
+    </w:p>
+    <w:p>
+      <w:pPr>
+        <w:rPr>
+          <w:lang w:val="en-US"/>
+        </w:rPr>
+      </w:pPr>
+      <w:r>
+        <w:rPr>
+          <w:lang w:val="en-US"/>
+        </w:rPr>
+        <w:t>┌─────────────────────────────────────────────────────┐</w:t>
+      </w:r>
+    </w:p>
+    <w:p>
+      <w:pPr>
+        <w:rPr>
+          <w:lang w:val="en-US"/>
+        </w:rPr>
+      </w:pPr>
+      <w:r>
+        <w:rPr>
+          <w:lang w:val="en-US"/>
+        </w:rPr>
+        <w:t xml:space="preserve">│  HARDWARE  (on-site)                                 </w:t>
+      </w:r>
+    </w:p>
+    <w:p>
+      <w:pPr>
+        <w:rPr>
+          <w:lang w:val="en-US"/>
+        </w:rPr>
+      </w:pPr>
+      <w:r>
+        <w:rPr>
+          <w:lang w:val="en-US"/>
+        </w:rPr>
+        <w:t xml:space="preserve">│  Hikvision cameras + NVR                            </w:t>
+      </w:r>
+    </w:p>
+    <w:p>
+      <w:pPr>
+        <w:rPr>
+          <w:lang w:val="en-US"/>
+        </w:rPr>
+      </w:pPr>
+      <w:r>
+        <w:rPr>
+          <w:lang w:val="en-US"/>
+        </w:rPr>
+        <w:t xml:space="preserve">│  Fingerprint terminal                                </w:t>
+      </w:r>
+    </w:p>
+    <w:p>
+      <w:pPr>
+        <w:rPr>
+          <w:lang w:val="en-US"/>
+        </w:rPr>
+      </w:pPr>
+      <w:r>
+        <w:rPr>
+          <w:lang w:val="en-US"/>
+        </w:rPr>
+        <w:t xml:space="preserve">│  BLE beacons + scanners                             </w:t>
+      </w:r>
+    </w:p>
+    <w:p>
+      <w:pPr>
+        <w:rPr>
+          <w:lang w:val="en-US"/>
+        </w:rPr>
+      </w:pPr>
+      <w:r>
+        <w:rPr>
+          <w:lang w:val="en-US"/>
+        </w:rPr>
+        <w:t xml:space="preserve">│  GPS telematics units                               </w:t>
+      </w:r>
+    </w:p>
+    <w:p>
+      <w:pPr>
+        <w:rPr>
+          <w:lang w:val="en-US"/>
+        </w:rPr>
+      </w:pPr>
+      <w:r>
+        <w:rPr>
+          <w:lang w:val="en-US"/>
+        </w:rPr>
+        <w:t xml:space="preserve">│  RFID gate readers                                  </w:t>
+      </w:r>
+    </w:p>
+    <w:p>
+      <w:pPr>
+        <w:rPr>
+          <w:lang w:val="en-US"/>
+        </w:rPr>
+      </w:pPr>
+      <w:r>
+        <w:rPr>
+          <w:lang w:val="en-US"/>
+        </w:rPr>
+        <w:t>└─────────────────────────────────────────────────────┘</w:t>
+      </w:r>
+    </w:p>
+    <w:p>
+      <w:pPr>
+        <w:rPr>
+          <w:lang w:val="en-US"/>
+        </w:rPr>
+      </w:pPr>
+    </w:p>
+    <w:p>
+      <w:pPr>
+        <w:rPr>
+          <w:b/>
+          <w:bCs/>
+          <w:sz w:val="28"/>
+          <w:szCs w:val="28"/>
+          <w:lang w:val="en-US"/>
+        </w:rPr>
+      </w:pPr>
+      <w:r>
+        <w:rPr>
+          <w:b/>
+          <w:bCs/>
+          <w:sz w:val="28"/>
+          <w:szCs w:val="28"/>
+          <w:lang w:val="en-US"/>
+        </w:rPr>
+        <w:t xml:space="preserve">File structure </w:t>
+      </w:r>
+    </w:p>
+    <w:p>
+      <w:pPr>
+        <w:rPr>
+          <w:lang w:val="en-US"/>
+        </w:rPr>
+      </w:pPr>
+      <w:r>
+        <w:rPr>
+          <w:lang w:val="en-US"/>
+        </w:rPr>
+        <w:t>csms-dashboard/</w:t>
+      </w:r>
+    </w:p>
+    <w:p>
+      <w:pPr>
+        <w:rPr>
+          <w:lang w:val="en-US"/>
+        </w:rPr>
+      </w:pPr>
+      <w:r>
+        <w:rPr>
+          <w:rFonts w:ascii="MS Gothic" w:eastAsia="MS Gothic" w:hAnsi="MS Gothic" w:cs="MS Gothic" w:hint="eastAsia"/>
+          <w:lang w:val="en-US"/>
+        </w:rPr>
+        <w:t>├</w:t>
+      </w:r>
+      <w:r>
+        <w:rPr>
+          <w:lang w:val="en-US"/>
+        </w:rPr>
+        <w:t>── src/</w:t>
+      </w:r>
+    </w:p>
+    <w:p>
+      <w:pPr>
+        <w:rPr>
+          <w:lang w:val="en-US"/>
+        </w:rPr>
+      </w:pPr>
+      <w:r>
+        <w:rPr>
+          <w:lang w:val="en-US"/>
+        </w:rPr>
+        <w:t xml:space="preserve">│   </w:t>
+      </w:r>
+      <w:r>
+        <w:rPr>
+          <w:rFonts w:ascii="MS Gothic" w:eastAsia="MS Gothic" w:hAnsi="MS Gothic" w:cs="MS Gothic" w:hint="eastAsia"/>
+          <w:lang w:val="en-US"/>
+        </w:rPr>
+        <w:t>├</w:t>
+      </w:r>
+      <w:r>
+        <w:rPr>
+          <w:lang w:val="en-US"/>
+        </w:rPr>
+        <w:t>── types/</w:t>
+      </w:r>
+    </w:p>
+    <w:p>
+      <w:pPr>
+        <w:rPr>
+          <w:lang w:val="en-US"/>
+        </w:rPr>
+      </w:pPr>
+      <w:r>
+        <w:rPr>
+          <w:lang w:val="en-US"/>
+        </w:rPr>
+        <w:t xml:space="preserve">│   │   </w:t>
+      </w:r>
+      <w:r>
+        <w:rPr>
+          <w:rFonts w:ascii="MS Gothic" w:eastAsia="MS Gothic" w:hAnsi="MS Gothic" w:cs="MS Gothic" w:hint="eastAsia"/>
+          <w:lang w:val="en-US"/>
+        </w:rPr>
+        <w:t>├</w:t>
+      </w:r>
+      <w:r>
+        <w:rPr>
+          <w:lang w:val="en-US"/>
+        </w:rPr>
+        <w:t>── detection.ts      ← DetectionEvent, BoundingBox, EventType</w:t>
+      </w:r>
+    </w:p>
+    <w:p>
+      <w:pPr>
+        <w:rPr>
+          <w:lang w:val="en-US"/>
+        </w:rPr>
+      </w:pPr>
+      <w:r>
+        <w:rPr>
+          <w:lang w:val="en-US"/>
+        </w:rPr>
+        <w:t xml:space="preserve">│   │   </w:t>
+      </w:r>
+      <w:r>
+        <w:rPr>
+          <w:rFonts w:ascii="MS Gothic" w:eastAsia="MS Gothic" w:hAnsi="MS Gothic" w:cs="MS Gothic" w:hint="eastAsia"/>
+          <w:lang w:val="en-US"/>
+        </w:rPr>
+        <w:t>├</w:t>
+      </w:r>
+      <w:r>
+        <w:rPr>
+          <w:lang w:val="en-US"/>
+        </w:rPr>
+        <w:t>── worker.ts         ← Worker, AttendanceRecord, BlePosition</w:t>
+      </w:r>
+    </w:p>
+    <w:p>
+      <w:pPr>
+        <w:rPr>
+          <w:lang w:val="en-US"/>
+        </w:rPr>
+      </w:pPr>
+      <w:r>
+        <w:rPr>
+          <w:lang w:val="en-US"/>
+        </w:rPr>
+        <w:t xml:space="preserve">│   │   </w:t>
+      </w:r>
+      <w:r>
+        <w:rPr>
+          <w:rFonts w:ascii="MS Gothic" w:eastAsia="MS Gothic" w:hAnsi="MS Gothic" w:cs="MS Gothic" w:hint="eastAsia"/>
+          <w:lang w:val="en-US"/>
+        </w:rPr>
+        <w:t>├</w:t>
+      </w:r>
+      <w:r>
+        <w:rPr>
+          <w:lang w:val="en-US"/>
+        </w:rPr>
+        <w:t>── asset.ts          ← Asset, TelemetryReading, RfidEvent</w:t>
+      </w:r>
+    </w:p>
+    <w:p>
+      <w:pPr>
+        <w:rPr>
+          <w:lang w:val="en-US"/>
+        </w:rPr>
+      </w:pPr>
+      <w:r>
+        <w:rPr>
+          <w:lang w:val="en-US"/>
+        </w:rPr>
+        <w:t>│   │   └── api.ts            ← All FastAPI response shapes</w:t>
+      </w:r>
+    </w:p>
+    <w:p>
+      <w:pPr>
+        <w:rPr>
+          <w:lang w:val="en-US"/>
+        </w:rPr>
+      </w:pPr>
+      <w:r>
+        <w:rPr>
+          <w:lang w:val="en-US"/>
+        </w:rPr>
+        <w:t>│   │</w:t>
+      </w:r>
+    </w:p>
+    <w:p>
+      <w:pPr>
+        <w:rPr>
+          <w:lang w:val="en-US"/>
+        </w:rPr>
+      </w:pPr>
+      <w:r>
+        <w:rPr>
+          <w:lang w:val="en-US"/>
+        </w:rPr>
+        <w:t xml:space="preserve">│   </w:t>
+      </w:r>
+      <w:r>
+        <w:rPr>
+          <w:rFonts w:ascii="MS Gothic" w:eastAsia="MS Gothic" w:hAnsi="MS Gothic" w:cs="MS Gothic" w:hint="eastAsia"/>
+          <w:lang w:val="en-US"/>
+        </w:rPr>
+        <w:t>├</w:t>
+      </w:r>
+      <w:r>
+        <w:rPr>
+          <w:lang w:val="en-US"/>
+        </w:rPr>
+        <w:t>── hooks/</w:t>
+      </w:r>
+    </w:p>
+    <w:p>
+      <w:pPr>
+        <w:rPr>
+          <w:lang w:val="en-US"/>
+        </w:rPr>
+      </w:pPr>
+      <w:r>
+        <w:rPr>
+          <w:lang w:val="en-US"/>
+        </w:rPr>
+        <w:t xml:space="preserve">│   │   </w:t>
+      </w:r>
+      <w:r>
+        <w:rPr>
+          <w:rFonts w:ascii="MS Gothic" w:eastAsia="MS Gothic" w:hAnsi="MS Gothic" w:cs="MS Gothic" w:hint="eastAsia"/>
+          <w:lang w:val="en-US"/>
+        </w:rPr>
+        <w:t>├</w:t>
+      </w:r>
+      <w:r>
+        <w:rPr>
+          <w:lang w:val="en-US"/>
+        </w:rPr>
+        <w:t>── useLiveDetections.ts   ← Electric useShape for detections</w:t>
+      </w:r>
+    </w:p>
+    <w:p>
+      <w:pPr>
+        <w:rPr>
+          <w:lang w:val="en-US"/>
+        </w:rPr>
+      </w:pPr>
+      <w:r>
+        <w:rPr>
+          <w:lang w:val="en-US"/>
+        </w:rPr>
+        <w:t xml:space="preserve">│   │   </w:t>
+      </w:r>
+      <w:r>
+        <w:rPr>
+          <w:rFonts w:ascii="MS Gothic" w:eastAsia="MS Gothic" w:hAnsi="MS Gothic" w:cs="MS Gothic" w:hint="eastAsia"/>
+          <w:lang w:val="en-US"/>
+        </w:rPr>
+        <w:t>├</w:t>
+      </w:r>
+      <w:r>
+        <w:rPr>
+          <w:lang w:val="en-US"/>
+        </w:rPr>
+        <w:t>── useWorkerPositions.ts  ← Electric useShape for BLE positions</w:t>
+      </w:r>
+    </w:p>
+    <w:p>
+      <w:pPr>
+        <w:rPr>
+          <w:lang w:val="en-US"/>
+        </w:rPr>
+      </w:pPr>
+      <w:r>
+        <w:rPr>
+          <w:lang w:val="en-US"/>
+        </w:rPr>
+        <w:t xml:space="preserve">│   │   </w:t>
+      </w:r>
+      <w:r>
+        <w:rPr>
+          <w:rFonts w:ascii="MS Gothic" w:eastAsia="MS Gothic" w:hAnsi="MS Gothic" w:cs="MS Gothic" w:hint="eastAsia"/>
+          <w:lang w:val="en-US"/>
+        </w:rPr>
+        <w:t>├</w:t>
+      </w:r>
+      <w:r>
+        <w:rPr>
+          <w:lang w:val="en-US"/>
+        </w:rPr>
+        <w:t>── useAssetStatus.ts      ← Electric useShape for asset telemetry</w:t>
+      </w:r>
+    </w:p>
+    <w:p>
+      <w:pPr>
+        <w:rPr>
+          <w:lang w:val="en-US"/>
+        </w:rPr>
+      </w:pPr>
+      <w:r>
+        <w:rPr>
+          <w:lang w:val="en-US"/>
+        </w:rPr>
+        <w:t>│   │   └── useAlerts.ts           ← Electric useShape for alerts table</w:t>
+      </w:r>
+    </w:p>
+    <w:p>
+      <w:pPr>
+        <w:rPr>
+          <w:lang w:val="en-US"/>
+        </w:rPr>
+      </w:pPr>
+      <w:r>
+        <w:rPr>
+          <w:lang w:val="en-US"/>
+        </w:rPr>
+        <w:t>│   │</w:t>
+      </w:r>
+    </w:p>
+    <w:p>
+      <w:pPr>
+        <w:rPr>
+          <w:lang w:val="en-US"/>
+        </w:rPr>
+      </w:pPr>
+      <w:r>
+        <w:rPr>
+          <w:lang w:val="en-US"/>
+        </w:rPr>
+        <w:t xml:space="preserve">│   </w:t>
+      </w:r>
+      <w:r>
+        <w:rPr>
+          <w:rFonts w:ascii="MS Gothic" w:eastAsia="MS Gothic" w:hAnsi="MS Gothic" w:cs="MS Gothic" w:hint="eastAsia"/>
+          <w:lang w:val="en-US"/>
+        </w:rPr>
+        <w:t>├</w:t>
+      </w:r>
+      <w:r>
+        <w:rPr>
+          <w:lang w:val="en-US"/>
+        </w:rPr>
+        <w:t>── components/</w:t>
+      </w:r>
+    </w:p>
+    <w:p>
+      <w:pPr>
+        <w:rPr>
+          <w:lang w:val="en-US"/>
+        </w:rPr>
+      </w:pPr>
+      <w:r>
+        <w:rPr>
+          <w:lang w:val="en-US"/>
+        </w:rPr>
+        <w:t xml:space="preserve">│   │   </w:t>
+      </w:r>
+      <w:r>
+        <w:rPr>
+          <w:rFonts w:ascii="MS Gothic" w:eastAsia="MS Gothic" w:hAnsi="MS Gothic" w:cs="MS Gothic" w:hint="eastAsia"/>
+          <w:lang w:val="en-US"/>
+        </w:rPr>
+        <w:t>├</w:t>
+      </w:r>
+      <w:r>
+        <w:rPr>
+          <w:lang w:val="en-US"/>
+        </w:rPr>
+        <w:t>── layout/</w:t>
+      </w:r>
+    </w:p>
+    <w:p>
+      <w:pPr>
+        <w:rPr>
+          <w:lang w:val="en-US"/>
+        </w:rPr>
+      </w:pPr>
+      <w:r>
+        <w:rPr>
+          <w:lang w:val="en-US"/>
+        </w:rPr>
+        <w:t xml:space="preserve">│   │   │   </w:t>
+      </w:r>
+      <w:r>
+        <w:rPr>
+          <w:rFonts w:ascii="MS Gothic" w:eastAsia="MS Gothic" w:hAnsi="MS Gothic" w:cs="MS Gothic" w:hint="eastAsia"/>
+          <w:lang w:val="en-US"/>
+        </w:rPr>
+        <w:t>├</w:t>
+      </w:r>
+      <w:r>
+        <w:rPr>
+          <w:lang w:val="en-US"/>
+        </w:rPr>
+        <w:t>── Shell.tsx          ← Sidebar + topbar wrapper</w:t>
+      </w:r>
+    </w:p>
+    <w:p>
+      <w:pPr>
+        <w:rPr>
+          <w:lang w:val="en-US"/>
+        </w:rPr>
+      </w:pPr>
+      <w:r>
+        <w:rPr>
+          <w:lang w:val="en-US"/>
+        </w:rPr>
+        <w:t xml:space="preserve">│   │   │   </w:t>
+      </w:r>
+      <w:r>
+        <w:rPr>
+          <w:rFonts w:ascii="MS Gothic" w:eastAsia="MS Gothic" w:hAnsi="MS Gothic" w:cs="MS Gothic" w:hint="eastAsia"/>
+          <w:lang w:val="en-US"/>
+        </w:rPr>
+        <w:t>├</w:t>
+      </w:r>
+      <w:r>
+        <w:rPr>
+          <w:lang w:val="en-US"/>
+        </w:rPr>
+        <w:t>── Sidebar.tsx        ← Navigation menu</w:t>
+      </w:r>
+    </w:p>
+    <w:p>
+      <w:pPr>
+        <w:rPr>
+          <w:lang w:val="en-US"/>
+        </w:rPr>
+      </w:pPr>
+      <w:r>
+        <w:rPr>
+          <w:lang w:val="en-US"/>
+        </w:rPr>
+        <w:t>│   │   │   └── AlertStrip.tsx     ← Persistent top alert banner</w:t>
+      </w:r>
+    </w:p>
+    <w:p>
+      <w:pPr>
+        <w:rPr>
+          <w:lang w:val="en-US"/>
+        </w:rPr>
+      </w:pPr>
+      <w:r>
+        <w:rPr>
+          <w:lang w:val="en-US"/>
+        </w:rPr>
+        <w:t xml:space="preserve">│   │   </w:t>
+      </w:r>
+      <w:r>
+        <w:rPr>
+          <w:rFonts w:ascii="MS Gothic" w:eastAsia="MS Gothic" w:hAnsi="MS Gothic" w:cs="MS Gothic" w:hint="eastAsia"/>
+          <w:lang w:val="en-US"/>
+        </w:rPr>
+        <w:t>├</w:t>
+      </w:r>
+      <w:r>
+        <w:rPr>
+          <w:lang w:val="en-US"/>
+        </w:rPr>
+        <w:t>── live/</w:t>
+      </w:r>
+    </w:p>
+    <w:p>
+      <w:pPr>
+        <w:rPr>
+          <w:lang w:val="en-US"/>
+        </w:rPr>
+      </w:pPr>
+      <w:r>
+        <w:rPr>
+          <w:lang w:val="en-US"/>
+        </w:rPr>
+        <w:t xml:space="preserve">│   │   │   </w:t>
+      </w:r>
+      <w:r>
+        <w:rPr>
+          <w:rFonts w:ascii="MS Gothic" w:eastAsia="MS Gothic" w:hAnsi="MS Gothic" w:cs="MS Gothic" w:hint="eastAsia"/>
+          <w:lang w:val="en-US"/>
+        </w:rPr>
+        <w:t>├</w:t>
+      </w:r>
+      <w:r>
+        <w:rPr>
+          <w:lang w:val="en-US"/>
+        </w:rPr>
+        <w:t>── CameraGrid.tsx     ← 2×2 + 2 camera layout</w:t>
+      </w:r>
+    </w:p>
+    <w:p>
+      <w:pPr>
+        <w:rPr>
+          <w:lang w:val="en-US"/>
+        </w:rPr>
+      </w:pPr>
+      <w:r>
+        <w:rPr>
+          <w:lang w:val="en-US"/>
+        </w:rPr>
+        <w:t xml:space="preserve">│   │   │   </w:t>
+      </w:r>
+      <w:r>
+        <w:rPr>
+          <w:rFonts w:ascii="MS Gothic" w:eastAsia="MS Gothic" w:hAnsi="MS Gothic" w:cs="MS Gothic" w:hint="eastAsia"/>
+          <w:lang w:val="en-US"/>
+        </w:rPr>
+        <w:t>├</w:t>
+      </w:r>
+      <w:r>
+        <w:rPr>
+          <w:lang w:val="en-US"/>
+        </w:rPr>
+        <w:t>── CameraCell.tsx     ← Single camera feed + canvas</w:t>
+      </w:r>
+    </w:p>
+    <w:p>
+      <w:pPr>
+        <w:rPr>
+          <w:lang w:val="en-US"/>
+        </w:rPr>
+      </w:pPr>
+      <w:r>
+        <w:rPr>
+          <w:lang w:val="en-US"/>
+        </w:rPr>
+        <w:t>│   │   │   └── BboxCanvas.tsx     ← Bounding box drawing layer</w:t>
+      </w:r>
+    </w:p>
+    <w:p>
+      <w:pPr>
+        <w:rPr>
+          <w:lang w:val="en-US"/>
+        </w:rPr>
+      </w:pPr>
+      <w:r>
+        <w:rPr>
+          <w:lang w:val="en-US"/>
+        </w:rPr>
+        <w:t xml:space="preserve">│   │   </w:t>
+      </w:r>
+      <w:r>
+        <w:rPr>
+          <w:rFonts w:ascii="MS Gothic" w:eastAsia="MS Gothic" w:hAnsi="MS Gothic" w:cs="MS Gothic" w:hint="eastAsia"/>
+          <w:lang w:val="en-US"/>
+        </w:rPr>
+        <w:t>├</w:t>
+      </w:r>
+      <w:r>
+        <w:rPr>
+          <w:lang w:val="en-US"/>
+        </w:rPr>
+        <w:t>── playback/</w:t>
+      </w:r>
+    </w:p>
+    <w:p>
+      <w:pPr>
+        <w:rPr>
+          <w:lang w:val="en-US"/>
+        </w:rPr>
+      </w:pPr>
+      <w:r>
+        <w:rPr>
+          <w:lang w:val="en-US"/>
+        </w:rPr>
+        <w:t>│   │   │   └── PlaybackPlayer.tsx ← Already written, convert to .tsx</w:t>
+      </w:r>
+    </w:p>
+    <w:p>
+      <w:pPr>
+        <w:rPr>
+          <w:lang w:val="en-US"/>
+        </w:rPr>
+      </w:pPr>
+      <w:r>
+        <w:rPr>
+          <w:lang w:val="en-US"/>
+        </w:rPr>
+        <w:t xml:space="preserve">│   │   </w:t>
+      </w:r>
+      <w:r>
+        <w:rPr>
+          <w:rFonts w:ascii="MS Gothic" w:eastAsia="MS Gothic" w:hAnsi="MS Gothic" w:cs="MS Gothic" w:hint="eastAsia"/>
+          <w:lang w:val="en-US"/>
+        </w:rPr>
+        <w:t>├</w:t>
+      </w:r>
+      <w:r>
+        <w:rPr>
+          <w:lang w:val="en-US"/>
+        </w:rPr>
+        <w:t>── workers/</w:t>
+      </w:r>
+    </w:p>
+    <w:p>
+      <w:pPr>
+        <w:rPr>
+          <w:lang w:val="en-US"/>
+        </w:rPr>
+      </w:pPr>
+      <w:r>
+        <w:rPr>
+          <w:lang w:val="en-US"/>
+        </w:rPr>
+        <w:t xml:space="preserve">│   │   │   </w:t>
+      </w:r>
+      <w:r>
+        <w:rPr>
+          <w:rFonts w:ascii="MS Gothic" w:eastAsia="MS Gothic" w:hAnsi="MS Gothic" w:cs="MS Gothic" w:hint="eastAsia"/>
+          <w:lang w:val="en-US"/>
+        </w:rPr>
+        <w:t>├</w:t>
+      </w:r>
+      <w:r>
+        <w:rPr>
+          <w:lang w:val="en-US"/>
+        </w:rPr>
+        <w:t>── RolesTable.tsx</w:t>
+      </w:r>
+    </w:p>
+    <w:p>
+      <w:pPr>
+        <w:rPr>
+          <w:lang w:val="en-US"/>
+        </w:rPr>
+      </w:pPr>
+      <w:r>
+        <w:rPr>
+          <w:lang w:val="en-US"/>
+        </w:rPr>
+        <w:t xml:space="preserve">│   │   │   </w:t>
+      </w:r>
+      <w:r>
+        <w:rPr>
+          <w:rFonts w:ascii="MS Gothic" w:eastAsia="MS Gothic" w:hAnsi="MS Gothic" w:cs="MS Gothic" w:hint="eastAsia"/>
+          <w:lang w:val="en-US"/>
+        </w:rPr>
+        <w:t>├</w:t>
+      </w:r>
+      <w:r>
+        <w:rPr>
+          <w:lang w:val="en-US"/>
+        </w:rPr>
+        <w:t>── AttendanceRegister.tsx</w:t>
+      </w:r>
+    </w:p>
+    <w:p>
+      <w:pPr>
+        <w:rPr>
+          <w:lang w:val="en-US"/>
+        </w:rPr>
+      </w:pPr>
+      <w:r>
+        <w:rPr>
+          <w:lang w:val="en-US"/>
+        </w:rPr>
+        <w:t>│   │   │   └── SiteLocationMap.tsx  ← BLE canvas map</w:t>
+      </w:r>
+    </w:p>
+    <w:p>
+      <w:pPr>
+        <w:rPr>
+          <w:lang w:val="en-US"/>
+        </w:rPr>
+      </w:pPr>
+      <w:r>
+        <w:rPr>
+          <w:lang w:val="en-US"/>
+        </w:rPr>
+        <w:t xml:space="preserve">│   │   </w:t>
+      </w:r>
+      <w:r>
+        <w:rPr>
+          <w:rFonts w:ascii="MS Gothic" w:eastAsia="MS Gothic" w:hAnsi="MS Gothic" w:cs="MS Gothic" w:hint="eastAsia"/>
+          <w:lang w:val="en-US"/>
+        </w:rPr>
+        <w:t>├</w:t>
+      </w:r>
+      <w:r>
+        <w:rPr>
+          <w:lang w:val="en-US"/>
+        </w:rPr>
+        <w:t>── assets/</w:t>
+      </w:r>
+    </w:p>
+    <w:p>
+      <w:pPr>
+        <w:rPr>
+          <w:lang w:val="en-US"/>
+        </w:rPr>
+      </w:pPr>
+      <w:r>
+        <w:rPr>
+          <w:lang w:val="en-US"/>
+        </w:rPr>
+        <w:t xml:space="preserve">│   │   │   </w:t>
+      </w:r>
+      <w:r>
+        <w:rPr>
+          <w:rFonts w:ascii="MS Gothic" w:eastAsia="MS Gothic" w:hAnsi="MS Gothic" w:cs="MS Gothic" w:hint="eastAsia"/>
+          <w:lang w:val="en-US"/>
+        </w:rPr>
+        <w:t>├</w:t>
+      </w:r>
+      <w:r>
+        <w:rPr>
+          <w:lang w:val="en-US"/>
+        </w:rPr>
+        <w:t>── AssetList.tsx</w:t>
+      </w:r>
+    </w:p>
+    <w:p>
+      <w:pPr>
+        <w:rPr>
+          <w:lang w:val="en-US"/>
+        </w:rPr>
+      </w:pPr>
+      <w:r>
+        <w:rPr>
+          <w:lang w:val="en-US"/>
+        </w:rPr>
+        <w:t>│   │   │   └── TelemetryCharts.tsx</w:t>
+      </w:r>
+    </w:p>
+    <w:p>
+      <w:pPr>
+        <w:rPr>
+          <w:lang w:val="en-US"/>
+        </w:rPr>
+      </w:pPr>
+      <w:r>
+        <w:rPr>
+          <w:lang w:val="en-US"/>
+        </w:rPr>
+        <w:t xml:space="preserve">│   │   </w:t>
+      </w:r>
+      <w:r>
+        <w:rPr>
+          <w:rFonts w:ascii="MS Gothic" w:eastAsia="MS Gothic" w:hAnsi="MS Gothic" w:cs="MS Gothic" w:hint="eastAsia"/>
+          <w:lang w:val="en-US"/>
+        </w:rPr>
+        <w:t>├</w:t>
+      </w:r>
+      <w:r>
+        <w:rPr>
+          <w:lang w:val="en-US"/>
+        </w:rPr>
+        <w:t>── advisor/</w:t>
+      </w:r>
+    </w:p>
+    <w:p>
+      <w:pPr>
+        <w:rPr>
+          <w:lang w:val="en-US"/>
+        </w:rPr>
+      </w:pPr>
+      <w:r>
+        <w:rPr>
+          <w:lang w:val="en-US"/>
+        </w:rPr>
+        <w:lastRenderedPageBreak/>
+        <w:t>│   │   │   └── AdvisorChat.tsx    ← LangGraph streaming chat</w:t>
+      </w:r>
+    </w:p>
+    <w:p>
+      <w:pPr>
+        <w:rPr>
+          <w:lang w:val="en-US"/>
+        </w:rPr>
+      </w:pPr>
+      <w:r>
+        <w:rPr>
+          <w:lang w:val="en-US"/>
+        </w:rPr>
+        <w:t>│   │   └── ui/</w:t>
+      </w:r>
+    </w:p>
+    <w:p>
+      <w:pPr>
+        <w:rPr>
+          <w:lang w:val="en-US"/>
+        </w:rPr>
+      </w:pPr>
+      <w:r>
+        <w:rPr>
+          <w:lang w:val="en-US"/>
+        </w:rPr>
+        <w:t xml:space="preserve">│   │       </w:t>
+      </w:r>
+      <w:r>
+        <w:rPr>
+          <w:rFonts w:ascii="MS Gothic" w:eastAsia="MS Gothic" w:hAnsi="MS Gothic" w:cs="MS Gothic" w:hint="eastAsia"/>
+          <w:lang w:val="en-US"/>
+        </w:rPr>
+        <w:t>├</w:t>
+      </w:r>
+      <w:r>
+        <w:rPr>
+          <w:lang w:val="en-US"/>
+        </w:rPr>
+        <w:t>── Badge.tsx          ← Status badges (Active/Idling/Off)</w:t>
+      </w:r>
+    </w:p>
+    <w:p>
+      <w:pPr>
+        <w:rPr>
+          <w:lang w:val="en-US"/>
+        </w:rPr>
+      </w:pPr>
+      <w:r>
+        <w:rPr>
+          <w:lang w:val="en-US"/>
+        </w:rPr>
+        <w:t xml:space="preserve">│   │       </w:t>
+      </w:r>
+      <w:r>
+        <w:rPr>
+          <w:rFonts w:ascii="MS Gothic" w:eastAsia="MS Gothic" w:hAnsi="MS Gothic" w:cs="MS Gothic" w:hint="eastAsia"/>
+          <w:lang w:val="en-US"/>
+        </w:rPr>
+        <w:t>├</w:t>
+      </w:r>
+      <w:r>
+        <w:rPr>
+          <w:lang w:val="en-US"/>
+        </w:rPr>
+        <w:t>── Table.tsx          ← Reusable table component</w:t>
+      </w:r>
+    </w:p>
+    <w:p>
+      <w:pPr>
+        <w:rPr>
+          <w:lang w:val="en-US"/>
+        </w:rPr>
+      </w:pPr>
+      <w:r>
+        <w:rPr>
+          <w:lang w:val="en-US"/>
+        </w:rPr>
+        <w:t>│   │       └── Card.tsx           ← Reusable card wrapper</w:t>
+      </w:r>
+    </w:p>
+    <w:p>
+      <w:pPr>
+        <w:rPr>
+          <w:lang w:val="en-US"/>
+        </w:rPr>
+      </w:pPr>
+      <w:r>
+        <w:rPr>
+          <w:lang w:val="en-US"/>
+        </w:rPr>
+        <w:t>│   │</w:t>
+      </w:r>
+    </w:p>
+    <w:p>
+      <w:pPr>
+        <w:rPr>
+          <w:lang w:val="en-US"/>
+        </w:rPr>
+      </w:pPr>
+      <w:r>
+        <w:rPr>
+          <w:lang w:val="en-US"/>
+        </w:rPr>
+        <w:t xml:space="preserve">│   </w:t>
+      </w:r>
+      <w:r>
+        <w:rPr>
+          <w:rFonts w:ascii="MS Gothic" w:eastAsia="MS Gothic" w:hAnsi="MS Gothic" w:cs="MS Gothic" w:hint="eastAsia"/>
+          <w:lang w:val="en-US"/>
+        </w:rPr>
+        <w:t>├</w:t>
+      </w:r>
+      <w:r>
+        <w:rPr>
+          <w:lang w:val="en-US"/>
+        </w:rPr>
+        <w:t>── pages/                     ← React Router pages</w:t>
+      </w:r>
+    </w:p>
+    <w:p>
+      <w:pPr>
+        <w:rPr>
+          <w:lang w:val="en-US"/>
+        </w:rPr>
+      </w:pPr>
+      <w:r>
+        <w:rPr>
+          <w:lang w:val="en-US"/>
+        </w:rPr>
+        <w:t xml:space="preserve">│   │   </w:t>
+      </w:r>
+      <w:r>
+        <w:rPr>
+          <w:rFonts w:ascii="MS Gothic" w:eastAsia="MS Gothic" w:hAnsi="MS Gothic" w:cs="MS Gothic" w:hint="eastAsia"/>
+          <w:lang w:val="en-US"/>
+        </w:rPr>
+        <w:t>├</w:t>
+      </w:r>
+      <w:r>
+        <w:rPr>
+          <w:lang w:val="en-US"/>
+        </w:rPr>
+        <w:t>── LiveView.tsx</w:t>
+      </w:r>
+    </w:p>
+    <w:p>
+      <w:pPr>
+        <w:rPr>
+          <w:lang w:val="en-US"/>
+        </w:rPr>
+      </w:pPr>
+      <w:r>
+        <w:rPr>
+          <w:lang w:val="en-US"/>
+        </w:rPr>
+        <w:t xml:space="preserve">│   │   </w:t>
+      </w:r>
+      <w:r>
+        <w:rPr>
+          <w:rFonts w:ascii="MS Gothic" w:eastAsia="MS Gothic" w:hAnsi="MS Gothic" w:cs="MS Gothic" w:hint="eastAsia"/>
+          <w:lang w:val="en-US"/>
+        </w:rPr>
+        <w:t>├</w:t>
+      </w:r>
+      <w:r>
+        <w:rPr>
+          <w:lang w:val="en-US"/>
+        </w:rPr>
+        <w:t>── Playback.tsx</w:t>
+      </w:r>
+    </w:p>
+    <w:p>
+      <w:pPr>
+        <w:rPr>
+          <w:lang w:val="en-US"/>
+        </w:rPr>
+      </w:pPr>
+      <w:r>
+        <w:rPr>
+          <w:lang w:val="en-US"/>
+        </w:rPr>
+        <w:t xml:space="preserve">│   │   </w:t>
+      </w:r>
+      <w:r>
+        <w:rPr>
+          <w:rFonts w:ascii="MS Gothic" w:eastAsia="MS Gothic" w:hAnsi="MS Gothic" w:cs="MS Gothic" w:hint="eastAsia"/>
+          <w:lang w:val="en-US"/>
+        </w:rPr>
+        <w:t>├</w:t>
+      </w:r>
+      <w:r>
+        <w:rPr>
+          <w:lang w:val="en-US"/>
+        </w:rPr>
+        <w:t>── WorkerManagement.tsx</w:t>
+      </w:r>
+    </w:p>
+    <w:p>
+      <w:pPr>
+        <w:rPr>
+          <w:lang w:val="en-US"/>
+        </w:rPr>
+      </w:pPr>
+      <w:r>
+        <w:rPr>
+          <w:lang w:val="en-US"/>
+        </w:rPr>
+        <w:t xml:space="preserve">│   │   </w:t>
+      </w:r>
+      <w:r>
+        <w:rPr>
+          <w:rFonts w:ascii="MS Gothic" w:eastAsia="MS Gothic" w:hAnsi="MS Gothic" w:cs="MS Gothic" w:hint="eastAsia"/>
+          <w:lang w:val="en-US"/>
+        </w:rPr>
+        <w:t>├</w:t>
+      </w:r>
+      <w:r>
+        <w:rPr>
+          <w:lang w:val="en-US"/>
+        </w:rPr>
+        <w:t>── AssetTracking.tsx</w:t>
+      </w:r>
+    </w:p>
+    <w:p>
+      <w:pPr>
+        <w:rPr>
+          <w:lang w:val="en-US"/>
+        </w:rPr>
+      </w:pPr>
+      <w:r>
+        <w:rPr>
+          <w:lang w:val="en-US"/>
+        </w:rPr>
+        <w:t xml:space="preserve">│   │   </w:t>
+      </w:r>
+      <w:r>
+        <w:rPr>
+          <w:rFonts w:ascii="MS Gothic" w:eastAsia="MS Gothic" w:hAnsi="MS Gothic" w:cs="MS Gothic" w:hint="eastAsia"/>
+          <w:lang w:val="en-US"/>
+        </w:rPr>
+        <w:t>├</w:t>
+      </w:r>
+      <w:r>
+        <w:rPr>
+          <w:lang w:val="en-US"/>
+        </w:rPr>
+        <w:t>── SiteProgress.tsx</w:t>
+      </w:r>
+    </w:p>
+    <w:p>
+      <w:pPr>
+        <w:rPr>
+          <w:lang w:val="en-US"/>
+        </w:rPr>
+      </w:pPr>
+      <w:r>
+        <w:rPr>
+          <w:lang w:val="en-US"/>
+        </w:rPr>
+        <w:t>│   │   └── Advisor.tsx</w:t>
+      </w:r>
+    </w:p>
+    <w:p>
+      <w:pPr>
+        <w:rPr>
+          <w:lang w:val="en-US"/>
+        </w:rPr>
+      </w:pPr>
+      <w:r>
+        <w:rPr>
+          <w:lang w:val="en-US"/>
+        </w:rPr>
+        <w:t>│   │</w:t>
+      </w:r>
+    </w:p>
+    <w:p>
+      <w:pPr>
+        <w:rPr>
+          <w:lang w:val="en-US"/>
+        </w:rPr>
+      </w:pPr>
+      <w:r>
+        <w:rPr>
+          <w:lang w:val="en-US"/>
+        </w:rPr>
+        <w:t xml:space="preserve">│   </w:t>
+      </w:r>
+      <w:r>
+        <w:rPr>
+          <w:rFonts w:ascii="MS Gothic" w:eastAsia="MS Gothic" w:hAnsi="MS Gothic" w:cs="MS Gothic" w:hint="eastAsia"/>
+          <w:lang w:val="en-US"/>
+        </w:rPr>
+        <w:t>├</w:t>
+      </w:r>
+      <w:r>
+        <w:rPr>
+          <w:lang w:val="en-US"/>
+        </w:rPr>
+        <w:t>── lib/</w:t>
+      </w:r>
+    </w:p>
+    <w:p>
+      <w:pPr>
+        <w:rPr>
+          <w:lang w:val="en-US"/>
+        </w:rPr>
+      </w:pPr>
+      <w:r>
+        <w:rPr>
+          <w:lang w:val="en-US"/>
+        </w:rPr>
+        <w:t xml:space="preserve">│   │   </w:t>
+      </w:r>
+      <w:r>
+        <w:rPr>
+          <w:rFonts w:ascii="MS Gothic" w:eastAsia="MS Gothic" w:hAnsi="MS Gothic" w:cs="MS Gothic" w:hint="eastAsia"/>
+          <w:lang w:val="en-US"/>
+        </w:rPr>
+        <w:t>├</w:t>
+      </w:r>
+      <w:r>
+        <w:rPr>
+          <w:lang w:val="en-US"/>
+        </w:rPr>
+        <w:t>── api.ts            ← Typed fetch wrappers for FastAPI</w:t>
+      </w:r>
+    </w:p>
+    <w:p>
+      <w:pPr>
+        <w:rPr>
+          <w:lang w:val="en-US"/>
+        </w:rPr>
+      </w:pPr>
+      <w:r>
+        <w:rPr>
+          <w:lang w:val="en-US"/>
+        </w:rPr>
+        <w:t>│   │   └── electric.ts       ← Electric client configuration</w:t>
+      </w:r>
+    </w:p>
+    <w:p>
+      <w:pPr>
+        <w:rPr>
+          <w:lang w:val="en-US"/>
+        </w:rPr>
+      </w:pPr>
+      <w:r>
+        <w:rPr>
+          <w:lang w:val="en-US"/>
+        </w:rPr>
+        <w:t>│   │</w:t>
+      </w:r>
+    </w:p>
+    <w:p>
+      <w:pPr>
+        <w:rPr>
+          <w:lang w:val="en-US"/>
+        </w:rPr>
+      </w:pPr>
+      <w:r>
+        <w:rPr>
+          <w:lang w:val="en-US"/>
+        </w:rPr>
+        <w:t>│   └── App.tsx               ← Router + Shell wrapper</w:t>
+      </w:r>
+    </w:p>
+    <w:p>
+      <w:pPr>
+        <w:rPr>
+          <w:lang w:val="en-US"/>
+        </w:rPr>
+      </w:pPr>
+      <w:r>
+        <w:rPr>
+          <w:lang w:val="en-US"/>
+        </w:rPr>
+        <w:t>│</w:t>
+      </w:r>
+    </w:p>
+    <w:p>
+      <w:pPr>
+        <w:rPr>
+          <w:lang w:val="en-US"/>
+        </w:rPr>
+      </w:pPr>
+      <w:r>
+        <w:rPr>
+          <w:rFonts w:ascii="MS Gothic" w:eastAsia="MS Gothic" w:hAnsi="MS Gothic" w:cs="MS Gothic" w:hint="eastAsia"/>
+          <w:lang w:val="en-US"/>
+        </w:rPr>
+        <w:t>├</w:t>
+      </w:r>
+      <w:r>
+        <w:rPr>
+          <w:lang w:val="en-US"/>
+        </w:rPr>
+        <w:t>── .env</w:t>
+      </w:r>
+    </w:p>
+    <w:p>
+      <w:pPr>
+        <w:rPr>
+          <w:lang w:val="en-US"/>
+        </w:rPr>
+      </w:pPr>
+      <w:r>
+        <w:rPr>
+          <w:lang w:val="en-US"/>
+        </w:rPr>
+        <w:t>│   VITE_API_BASE=https://your-mac-mini.ts.net:8000</w:t>
+      </w:r>
+    </w:p>
+    <w:p>
+      <w:pPr>
+        <w:rPr>
+          <w:lang w:val="en-US"/>
+        </w:rPr>
+      </w:pPr>
+      <w:r>
+        <w:rPr>
+          <w:lang w:val="en-US"/>
+        </w:rPr>
+        <w:t>│   VITE_MEDIA_BASE=https://your-mac-mini.ts.net:8888</w:t>
+      </w:r>
+    </w:p>
+    <w:p>
+      <w:pPr>
+        <w:rPr>
+          <w:lang w:val="en-US"/>
+        </w:rPr>
+      </w:pPr>
+      <w:r>
+        <w:rPr>
+          <w:lang w:val="en-US"/>
+        </w:rPr>
+        <w:t>│   VITE_ELECTRIC_URL=https://your-electric.railway.app</w:t>
+      </w:r>
+    </w:p>
+    <w:p>
+      <w:pPr>
+        <w:rPr>
+          <w:lang w:val="en-US"/>
+        </w:rPr>
+      </w:pPr>
+      <w:r>
+        <w:rPr>
+          <w:lang w:val="en-US"/>
+        </w:rPr>
+        <w:t>│</w:t>
+      </w:r>
+    </w:p>
+    <w:p>
+      <w:pPr>
+        <w:rPr>
+          <w:lang w:val="en-US"/>
+        </w:rPr>
+      </w:pPr>
+      <w:r>
+        <w:rPr>
+          <w:lang w:val="en-US"/>
+        </w:rPr>
+        <w:t>└── package.json</w:t>
+      </w:r>
+    </w:p>
+    <w:p>
+      <w:pPr>
+        <w:rPr>
+          <w:sz w:val="22"/>
+          <w:szCs w:val="22"/>
+          <w:lang w:val="en-US"/>
+        </w:rPr>
+      </w:pPr>
+    </w:p>
     <w:sectPr>
       <w:pgSz w:w="11906" w:h="16838"/>
       <w:pgMar w:top="1440" w:right="1440" w:bottom="1440" w:left="1440" w:header="708" w:footer="708" w:gutter="0"/>
@@ -3944,6 +5861,22 @@
     <w:basedOn w:val="DefaultParagraphFont"/>
     <w:rsid w:val="00493815"/>
   </w:style>
+  <w:style w:type="table" w:styleId="TableGrid">
+    <w:name w:val="Table Grid"/>
+    <w:basedOn w:val="TableNormal"/>
+    <w:uiPriority w:val="39"/>
+    <w:rsid w:val="009D451E"/>
+    <w:tblPr>
+      <w:tblBorders>
+        <w:top w:val="single" w:sz="4" w:space="0" w:color="auto"/>
+        <w:left w:val="single" w:sz="4" w:space="0" w:color="auto"/>
+        <w:bottom w:val="single" w:sz="4" w:space="0" w:color="auto"/>
+        <w:right w:val="single" w:sz="4" w:space="0" w:color="auto"/>
+        <w:insideH w:val="single" w:sz="4" w:space="0" w:color="auto"/>
+        <w:insideV w:val="single" w:sz="4" w:space="0" w:color="auto"/>
+      </w:tblBorders>
+    </w:tblPr>
+  </w:style>
 </w:styles>
 </file>
 
